--- a/Backend/Director_Disclosure/Output_Disclosures/2024-25/ADANI_RENEWABLE_ENERGY_TWENTY_TWO_PRIVATE_LIMITED/DIR-8/DIR8_Ashish_Maheshwari_07246503.docx
+++ b/Backend/Director_Disclosure/Output_Disclosures/2024-25/ADANI_RENEWABLE_ENERGY_TWENTY_TWO_PRIVATE_LIMITED/DIR-8/DIR8_Ashish_Maheshwari_07246503.docx
@@ -189,7 +189,7 @@
           <w:b w:val="0"/>
           <w:sz w:val="23"/>
         </w:rPr>
-        <w:t>I, ASHISH MAHESHWARI, son/daughter of Mr. {{FATHER_NAME}}, resident of _____________________________________________, India hereby give notice that I am/was a Director in the following companies during the last three years:-</w:t>
+        <w:t>I, ASHISH MAHESHWARI, son/daughter of Mr. Mr. Om Prakash Maheshwari, resident of _____________________________________________, India hereby give notice that I am/was a Director in the following companies during the last three years:-</w:t>
       </w:r>
     </w:p>
     <w:p>
@@ -962,7 +962,7 @@
                 <w:b w:val="0"/>
                 <w:sz w:val="23"/>
               </w:rPr>
-              <w:t>ADANI SOLAR ENERGY JODHPUR TEN LIMITED</w:t>
+              <w:t>ADANI RENEWABLE ENERGY TWENTY EIGHT PRIVATE LIMITED</w:t>
             </w:r>
           </w:p>
         </w:tc>
@@ -1032,7 +1032,7 @@
                 <w:b w:val="0"/>
                 <w:sz w:val="23"/>
               </w:rPr>
-              <w:t>ADANI SOLAR ENERGY JODHPUR EIGHT LIMITED</w:t>
+              <w:t>ADANI SOLAR ENERGY JODHPUR NINE LIMITED</w:t>
             </w:r>
           </w:p>
         </w:tc>
@@ -1102,7 +1102,7 @@
                 <w:b w:val="0"/>
                 <w:sz w:val="23"/>
               </w:rPr>
-              <w:t>ADANI RENEWABLE ENERGY TWENTY FOUR PRIVATE LIMITED</w:t>
+              <w:t>ADANI RENEWABLE ENERGY THIRTY FOUR PRIVATE LIMITED</w:t>
             </w:r>
           </w:p>
         </w:tc>
@@ -1172,7 +1172,7 @@
                 <w:b w:val="0"/>
                 <w:sz w:val="23"/>
               </w:rPr>
-              <w:t>ADANI RENEWABLE ENERGY TWENTY THREE PRIVATE LIMITED</w:t>
+              <w:t>ADANI RENEWABLE ENERGY TWENTY FOUR PRIVATE LIMITED</w:t>
             </w:r>
           </w:p>
         </w:tc>
@@ -1242,7 +1242,7 @@
                 <w:b w:val="0"/>
                 <w:sz w:val="23"/>
               </w:rPr>
-              <w:t>ADANI RENEWABLE ENERGY TWENTY TWO PRIVATE LIMITED</w:t>
+              <w:t>ADANI RENEWABLE ENERGY TWENTY SIX PRIVATE LIMITED</w:t>
             </w:r>
           </w:p>
         </w:tc>
@@ -1312,7 +1312,7 @@
                 <w:b w:val="0"/>
                 <w:sz w:val="23"/>
               </w:rPr>
-              <w:t>ADANI RENEWABLE ENERGY TWENTY SIX PRIVATE LIMITED</w:t>
+              <w:t>ADANI RENEWABLE ENERGY TWENTY TWO PRIVATE LIMITED</w:t>
             </w:r>
           </w:p>
         </w:tc>
@@ -1382,7 +1382,7 @@
                 <w:b w:val="0"/>
                 <w:sz w:val="23"/>
               </w:rPr>
-              <w:t>ADANI RENEWABLE ENERGY TWENTY EIGHT PRIVATE LIMITED</w:t>
+              <w:t>ADANI RENEWABLE ENERGY TWENTY THREE PRIVATE LIMITED</w:t>
             </w:r>
           </w:p>
         </w:tc>
@@ -1452,7 +1452,7 @@
                 <w:b w:val="0"/>
                 <w:sz w:val="23"/>
               </w:rPr>
-              <w:t>ADANI SOLAR ENERGY JODHPUR NINE LIMITED</w:t>
+              <w:t>ADANI SOLAR ENERGY JODHPUR EIGHT LIMITED</w:t>
             </w:r>
           </w:p>
         </w:tc>
@@ -1522,7 +1522,7 @@
                 <w:b w:val="0"/>
                 <w:sz w:val="23"/>
               </w:rPr>
-              <w:t>ADANI RENEWABLE ENERGY THIRTY FOUR PRIVATE LIMITED</w:t>
+              <w:t>ADANI SOLAR ENERGY JODHPUR TEN LIMITED</w:t>
             </w:r>
           </w:p>
         </w:tc>
@@ -1542,76 +1542,6 @@
                 <w:sz w:val="23"/>
               </w:rPr>
               <w:t>30/09/2021</w:t>
-            </w:r>
-          </w:p>
-        </w:tc>
-        <w:tc>
-          <w:tcPr>
-            <w:tcW w:type="dxa" w:w="2250"/>
-          </w:tcPr>
-          <w:p>
-            <w:pPr>
-              <w:spacing w:after="0"/>
-              <w:jc w:val="center"/>
-            </w:pPr>
-          </w:p>
-        </w:tc>
-      </w:tr>
-      <w:tr>
-        <w:tc>
-          <w:tcPr>
-            <w:tcW w:type="dxa" w:w="636"/>
-          </w:tcPr>
-          <w:p>
-            <w:pPr>
-              <w:spacing w:after="0"/>
-              <w:ind w:left="360"/>
-            </w:pPr>
-            <w:r>
-              <w:rPr>
-                <w:rFonts w:ascii="Adani" w:hAnsi="Adani" w:eastAsia="Adani" w:cs="Adani"/>
-                <w:b w:val="0"/>
-                <w:sz w:val="23"/>
-              </w:rPr>
-              <w:t>19</w:t>
-            </w:r>
-          </w:p>
-        </w:tc>
-        <w:tc>
-          <w:tcPr>
-            <w:tcW w:type="dxa" w:w="3864"/>
-          </w:tcPr>
-          <w:p>
-            <w:pPr>
-              <w:spacing w:after="0"/>
-              <w:jc w:val="both"/>
-            </w:pPr>
-            <w:r>
-              <w:rPr>
-                <w:rFonts w:ascii="Adani" w:hAnsi="Adani" w:eastAsia="Adani" w:cs="Adani"/>
-                <w:b w:val="0"/>
-                <w:sz w:val="23"/>
-              </w:rPr>
-              <w:t>ADANI SOLAR ENERGY KUTCHH TWO PRIVATE LIMITED</w:t>
-            </w:r>
-          </w:p>
-        </w:tc>
-        <w:tc>
-          <w:tcPr>
-            <w:tcW w:type="dxa" w:w="2610"/>
-          </w:tcPr>
-          <w:p>
-            <w:pPr>
-              <w:spacing w:after="0"/>
-              <w:jc w:val="center"/>
-            </w:pPr>
-            <w:r>
-              <w:rPr>
-                <w:rFonts w:ascii="Adani" w:hAnsi="Adani" w:eastAsia="Adani" w:cs="Adani"/>
-                <w:b w:val="0"/>
-                <w:sz w:val="23"/>
-              </w:rPr>
-              <w:t>03/03/2020</w:t>
             </w:r>
           </w:p>
         </w:tc>
@@ -1727,7 +1657,7 @@
           <w:b w:val="0"/>
           <w:sz w:val="23"/>
         </w:rPr>
-        <w:t xml:space="preserve">Date: 07th May, 2026</w:t>
+        <w:t xml:space="preserve">Date: 15th May, 2026</w:t>
         <w:tab/>
       </w:r>
     </w:p>

--- a/Backend/Director_Disclosure/Output_Disclosures/2024-25/ADANI_RENEWABLE_ENERGY_TWENTY_TWO_PRIVATE_LIMITED/DIR-8/DIR8_Ashish_Maheshwari_07246503.docx
+++ b/Backend/Director_Disclosure/Output_Disclosures/2024-25/ADANI_RENEWABLE_ENERGY_TWENTY_TWO_PRIVATE_LIMITED/DIR-8/DIR8_Ashish_Maheshwari_07246503.docx
@@ -136,7 +136,7 @@
         </w:rPr>
         <w:t xml:space="preserve">Address of Registered Office: </w:t>
         <w:tab/>
-        <w:t xml:space="preserve">C-105 Anand Niketan New Delhi New Delhi DL 110021 IN</w:t>
+        <w:t xml:space="preserve">C-105 Anand Niketan, New Delhi, New Delhi, Delhi, India, 110021</w:t>
       </w:r>
     </w:p>
     <w:p>
@@ -1657,7 +1657,7 @@
           <w:b w:val="0"/>
           <w:sz w:val="23"/>
         </w:rPr>
-        <w:t xml:space="preserve">Date: 15th May, 2026</w:t>
+        <w:t xml:space="preserve">Date: 27th May, 2026</w:t>
         <w:tab/>
       </w:r>
     </w:p>
